--- a/docs/38912-i00.docx
+++ b/docs/38912-i00.docx
@@ -10921,7 +10921,7 @@
           <v:shape id="ole_rId8" type="_x0000_tole_rId8" style="width:213.45pt;height:170.55pt" filled="f" o:ole="">
             <v:imagedata r:id="rId9" o:title=""/>
           </v:shape>
-          <o:OLEObject Type="Embed" ProgID="" ShapeID="ole_rId8" DrawAspect="Content" ObjectID="_508802022" r:id="rId8"/>
+          <o:OLEObject Type="Embed" ProgID="" ShapeID="ole_rId8" DrawAspect="Content" ObjectID="_716703157" r:id="rId8"/>
         </w:object>
       </w:r>
     </w:p>
@@ -10973,7 +10973,7 @@
           <v:shape id="ole_rId10" type="_x0000_tole_rId10" style="width:232.1pt;height:170.55pt" filled="f" o:ole="">
             <v:imagedata r:id="rId11" o:title=""/>
           </v:shape>
-          <o:OLEObject Type="Embed" ProgID="" ShapeID="ole_rId10" DrawAspect="Content" ObjectID="_1442315934" r:id="rId10"/>
+          <o:OLEObject Type="Embed" ProgID="" ShapeID="ole_rId10" DrawAspect="Content" ObjectID="_15572264" r:id="rId10"/>
         </w:object>
       </w:r>
     </w:p>
@@ -11390,7 +11390,7 @@
           <v:shape id="ole_rId12" type="_x0000_tole_rId12" style="width:179.9pt;height:127.2pt" filled="f" o:ole="">
             <v:imagedata r:id="rId13" o:title=""/>
           </v:shape>
-          <o:OLEObject Type="Embed" ProgID="" ShapeID="ole_rId12" DrawAspect="Content" ObjectID="_1641661034" r:id="rId12"/>
+          <o:OLEObject Type="Embed" ProgID="" ShapeID="ole_rId12" DrawAspect="Content" ObjectID="_802973545" r:id="rId12"/>
         </w:object>
       </w:r>
     </w:p>
@@ -11586,7 +11586,7 @@
           <v:shape id="ole_rId14" type="_x0000_tole_rId14" style="width:194.1pt;height:140.5pt" filled="f" o:ole="">
             <v:imagedata r:id="rId15" o:title=""/>
           </v:shape>
-          <o:OLEObject Type="Embed" ProgID="" ShapeID="ole_rId14" DrawAspect="Content" ObjectID="_1637593362" r:id="rId14"/>
+          <o:OLEObject Type="Embed" ProgID="" ShapeID="ole_rId14" DrawAspect="Content" ObjectID="_2130887626" r:id="rId14"/>
         </w:object>
       </w:r>
       <w:r>
@@ -11624,7 +11624,7 @@
           <v:shape id="ole_rId16" type="_x0000_tole_rId16" style="width:194.1pt;height:135.75pt" filled="f" o:ole="">
             <v:imagedata r:id="rId17" o:title=""/>
           </v:shape>
-          <o:OLEObject Type="Embed" ProgID="" ShapeID="ole_rId16" DrawAspect="Content" ObjectID="_383071782" r:id="rId16"/>
+          <o:OLEObject Type="Embed" ProgID="" ShapeID="ole_rId16" DrawAspect="Content" ObjectID="_1186191718" r:id="rId16"/>
         </w:object>
       </w:r>
     </w:p>
@@ -11676,7 +11676,7 @@
           <v:shape id="ole_rId18" type="_x0000_tole_rId18" style="width:123.2pt;height:135.75pt" filled="f" o:ole="">
             <v:imagedata r:id="rId19" o:title=""/>
           </v:shape>
-          <o:OLEObject Type="Embed" ProgID="" ShapeID="ole_rId18" DrawAspect="Content" ObjectID="_1916009261" r:id="rId18"/>
+          <o:OLEObject Type="Embed" ProgID="" ShapeID="ole_rId18" DrawAspect="Content" ObjectID="_910440261" r:id="rId18"/>
         </w:object>
       </w:r>
       <w:r>
@@ -11715,7 +11715,7 @@
           <v:shape id="ole_rId20" type="_x0000_tole_rId20" style="width:123.2pt;height:135.75pt" filled="f" o:ole="">
             <v:imagedata r:id="rId21" o:title=""/>
           </v:shape>
-          <o:OLEObject Type="Embed" ProgID="" ShapeID="ole_rId20" DrawAspect="Content" ObjectID="_1830140420" r:id="rId20"/>
+          <o:OLEObject Type="Embed" ProgID="" ShapeID="ole_rId20" DrawAspect="Content" ObjectID="_1888119049" r:id="rId20"/>
         </w:object>
       </w:r>
     </w:p>
@@ -11767,7 +11767,7 @@
           <v:shape id="ole_rId22" type="_x0000_tole_rId22" style="width:194.1pt;height:135.75pt" filled="f" o:ole="">
             <v:imagedata r:id="rId23" o:title=""/>
           </v:shape>
-          <o:OLEObject Type="Embed" ProgID="" ShapeID="ole_rId22" DrawAspect="Content" ObjectID="_1597847225" r:id="rId22"/>
+          <o:OLEObject Type="Embed" ProgID="" ShapeID="ole_rId22" DrawAspect="Content" ObjectID="_1518499064" r:id="rId22"/>
         </w:object>
       </w:r>
     </w:p>
@@ -12010,7 +12010,7 @@
           <v:shape id="ole_rId24" type="_x0000_tole_rId24" style="width:286.2pt;height:151.55pt" filled="f" o:ole="">
             <v:imagedata r:id="rId25" o:title=""/>
           </v:shape>
-          <o:OLEObject Type="Embed" ProgID="" ShapeID="ole_rId24" DrawAspect="Content" ObjectID="_215986470" r:id="rId24"/>
+          <o:OLEObject Type="Embed" ProgID="" ShapeID="ole_rId24" DrawAspect="Content" ObjectID="_1167351274" r:id="rId24"/>
         </w:object>
       </w:r>
     </w:p>
@@ -12190,7 +12190,7 @@
           <v:shape id="ole_rId26" type="_x0000_tole_rId26" style="width:259.3pt;height:173.55pt" filled="f" o:ole="">
             <v:imagedata r:id="rId27" o:title=""/>
           </v:shape>
-          <o:OLEObject Type="Embed" ProgID="" ShapeID="ole_rId26" DrawAspect="Content" ObjectID="_2112009260" r:id="rId26"/>
+          <o:OLEObject Type="Embed" ProgID="" ShapeID="ole_rId26" DrawAspect="Content" ObjectID="_2073633650" r:id="rId26"/>
         </w:object>
       </w:r>
     </w:p>
@@ -37979,7 +37979,7 @@
           <v:shape id="ole_rId30" type="_x0000_tole_rId30" style="width:398.3pt;height:658.5pt" filled="f" o:ole="">
             <v:imagedata r:id="rId31" o:title=""/>
           </v:shape>
-          <o:OLEObject Type="Embed" ProgID="" ShapeID="ole_rId30" DrawAspect="Content" ObjectID="_1671069231" r:id="rId30"/>
+          <o:OLEObject Type="Embed" ProgID="" ShapeID="ole_rId30" DrawAspect="Content" ObjectID="_2105199001" r:id="rId30"/>
         </w:object>
       </w:r>
     </w:p>
@@ -38833,7 +38833,7 @@
           <v:shape id="ole_rId32" type="_x0000_tole_rId32" style="width:430.45pt;height:291.3pt" filled="f" o:ole="">
             <v:imagedata r:id="rId33" o:title=""/>
           </v:shape>
-          <o:OLEObject Type="Embed" ProgID="" ShapeID="ole_rId32" DrawAspect="Content" ObjectID="_1995050690" r:id="rId32"/>
+          <o:OLEObject Type="Embed" ProgID="" ShapeID="ole_rId32" DrawAspect="Content" ObjectID="_1692457451" r:id="rId32"/>
         </w:object>
       </w:r>
     </w:p>
@@ -39735,7 +39735,7 @@
           <v:shape id="ole_rId34" type="_x0000_tole_rId34" style="width:228pt;height:258.75pt" filled="f" o:ole="">
             <v:imagedata r:id="rId35" o:title=""/>
           </v:shape>
-          <o:OLEObject Type="Embed" ProgID="" ShapeID="ole_rId34" DrawAspect="Content" ObjectID="_155249117" r:id="rId34"/>
+          <o:OLEObject Type="Embed" ProgID="" ShapeID="ole_rId34" DrawAspect="Content" ObjectID="_1506913887" r:id="rId34"/>
         </w:object>
       </w:r>
     </w:p>
@@ -40383,7 +40383,7 @@
           <v:shape id="ole_rId36" type="_x0000_tole_rId36" style="width:378.75pt;height:173.3pt" filled="f" o:ole="">
             <v:imagedata r:id="rId37" o:title=""/>
           </v:shape>
-          <o:OLEObject Type="Embed" ProgID="" ShapeID="ole_rId36" DrawAspect="Content" ObjectID="_912851990" r:id="rId36"/>
+          <o:OLEObject Type="Embed" ProgID="" ShapeID="ole_rId36" DrawAspect="Content" ObjectID="_166123944" r:id="rId36"/>
         </w:object>
       </w:r>
     </w:p>
@@ -41370,7 +41370,7 @@
           <v:shape id="ole_rId38" type="_x0000_tole_rId38" style="width:341.2pt;height:176pt" filled="f" o:ole="">
             <v:imagedata r:id="rId39" o:title=""/>
           </v:shape>
-          <o:OLEObject Type="Embed" ProgID="" ShapeID="ole_rId38" DrawAspect="Content" ObjectID="_370025603" r:id="rId38"/>
+          <o:OLEObject Type="Embed" ProgID="" ShapeID="ole_rId38" DrawAspect="Content" ObjectID="_871405361" r:id="rId38"/>
         </w:object>
       </w:r>
     </w:p>
@@ -41915,7 +41915,7 @@
           <v:shape id="ole_rId40" type="_x0000_tole_rId40" style="width:84.75pt;height:170.25pt" filled="f" o:ole="">
             <v:imagedata r:id="rId41" o:title=""/>
           </v:shape>
-          <o:OLEObject Type="Embed" ProgID="" ShapeID="ole_rId40" DrawAspect="Content" ObjectID="_1205119057" r:id="rId40"/>
+          <o:OLEObject Type="Embed" ProgID="" ShapeID="ole_rId40" DrawAspect="Content" ObjectID="_1713438627" r:id="rId40"/>
         </w:object>
       </w:r>
     </w:p>
@@ -42084,7 +42084,7 @@
           <v:shape id="ole_rId42" type="_x0000_tole_rId42" style="width:84.75pt;height:195pt" filled="f" o:ole="">
             <v:imagedata r:id="rId43" o:title=""/>
           </v:shape>
-          <o:OLEObject Type="Embed" ProgID="" ShapeID="ole_rId42" DrawAspect="Content" ObjectID="_1751476392" r:id="rId42"/>
+          <o:OLEObject Type="Embed" ProgID="" ShapeID="ole_rId42" DrawAspect="Content" ObjectID="_1181306286" r:id="rId42"/>
         </w:object>
       </w:r>
     </w:p>
@@ -42695,7 +42695,7 @@
           <v:shape id="ole_rId44" type="_x0000_tole_rId44" style="width:75.75pt;height:153.35pt" filled="f" o:ole="">
             <v:imagedata r:id="rId45" o:title=""/>
           </v:shape>
-          <o:OLEObject Type="Embed" ProgID="" ShapeID="ole_rId44" DrawAspect="Content" ObjectID="_1103351052" r:id="rId44"/>
+          <o:OLEObject Type="Embed" ProgID="" ShapeID="ole_rId44" DrawAspect="Content" ObjectID="_89388742" r:id="rId44"/>
         </w:object>
       </w:r>
     </w:p>
@@ -42782,7 +42782,7 @@
           <v:shape id="ole_rId46" type="_x0000_tole_rId46" style="width:70.75pt;height:163.4pt" filled="f" o:ole="">
             <v:imagedata r:id="rId47" o:title=""/>
           </v:shape>
-          <o:OLEObject Type="Embed" ProgID="" ShapeID="ole_rId46" DrawAspect="Content" ObjectID="_1939676314" r:id="rId46"/>
+          <o:OLEObject Type="Embed" ProgID="" ShapeID="ole_rId46" DrawAspect="Content" ObjectID="_1800181009" r:id="rId46"/>
         </w:object>
       </w:r>
     </w:p>
@@ -42990,7 +42990,7 @@
           <v:shape id="ole_rId48" type="_x0000_tole_rId48" style="width:342.9pt;height:341.25pt" filled="f" o:ole="">
             <v:imagedata r:id="rId49" o:title=""/>
           </v:shape>
-          <o:OLEObject Type="Embed" ProgID="" ShapeID="ole_rId48" DrawAspect="Content" ObjectID="_1071797982" r:id="rId48"/>
+          <o:OLEObject Type="Embed" ProgID="" ShapeID="ole_rId48" DrawAspect="Content" ObjectID="_558461584" r:id="rId48"/>
         </w:object>
       </w:r>
     </w:p>
@@ -43769,7 +43769,7 @@
           <v:shape id="ole_rId50" type="_x0000_tole_rId50" style="width:202.6pt;height:209.25pt" filled="f" o:ole="">
             <v:imagedata r:id="rId51" o:title=""/>
           </v:shape>
-          <o:OLEObject Type="Embed" ProgID="" ShapeID="ole_rId50" DrawAspect="Content" ObjectID="_1218069270" r:id="rId50"/>
+          <o:OLEObject Type="Embed" ProgID="" ShapeID="ole_rId50" DrawAspect="Content" ObjectID="_98722120" r:id="rId50"/>
         </w:object>
       </w:r>
       <w:r>
@@ -43807,7 +43807,7 @@
           <v:shape id="ole_rId52" type="_x0000_tole_rId52" style="width:202.35pt;height:167.45pt" filled="f" o:ole="">
             <v:imagedata r:id="rId53" o:title=""/>
           </v:shape>
-          <o:OLEObject Type="Embed" ProgID="" ShapeID="ole_rId52" DrawAspect="Content" ObjectID="_810191086" r:id="rId52"/>
+          <o:OLEObject Type="Embed" ProgID="" ShapeID="ole_rId52" DrawAspect="Content" ObjectID="_2074930838" r:id="rId52"/>
         </w:object>
       </w:r>
     </w:p>
@@ -44466,7 +44466,7 @@
           <v:shape id="ole_rId54" type="_x0000_tole_rId54" style="width:378.75pt;height:215.85pt" filled="f" o:ole="">
             <v:imagedata r:id="rId55" o:title=""/>
           </v:shape>
-          <o:OLEObject Type="Embed" ProgID="" ShapeID="ole_rId54" DrawAspect="Content" ObjectID="_1357844986" r:id="rId54"/>
+          <o:OLEObject Type="Embed" ProgID="" ShapeID="ole_rId54" DrawAspect="Content" ObjectID="_171750898" r:id="rId54"/>
         </w:object>
       </w:r>
     </w:p>
@@ -44801,7 +44801,7 @@
           <v:shape id="ole_rId56" type="_x0000_tole_rId56" style="width:459.95pt;height:327.4pt" filled="f" o:ole="">
             <v:imagedata r:id="rId57" o:title=""/>
           </v:shape>
-          <o:OLEObject Type="Embed" ProgID="" ShapeID="ole_rId56" DrawAspect="Content" ObjectID="_2073113368" r:id="rId56"/>
+          <o:OLEObject Type="Embed" ProgID="" ShapeID="ole_rId56" DrawAspect="Content" ObjectID="_275416931" r:id="rId56"/>
         </w:object>
       </w:r>
     </w:p>
@@ -44919,7 +44919,7 @@
           <v:shape id="ole_rId58" type="_x0000_tole_rId58" style="width:452.25pt;height:259.5pt" filled="f" o:ole="">
             <v:imagedata r:id="rId59" o:title=""/>
           </v:shape>
-          <o:OLEObject Type="Embed" ProgID="" ShapeID="ole_rId58" DrawAspect="Content" ObjectID="_869865554" r:id="rId58"/>
+          <o:OLEObject Type="Embed" ProgID="" ShapeID="ole_rId58" DrawAspect="Content" ObjectID="_584101035" r:id="rId58"/>
         </w:object>
       </w:r>
     </w:p>
@@ -45030,7 +45030,7 @@
           <v:shape id="ole_rId60" type="_x0000_tole_rId60" style="width:450.45pt;height:200.95pt" filled="f" o:ole="">
             <v:imagedata r:id="rId61" o:title=""/>
           </v:shape>
-          <o:OLEObject Type="Embed" ProgID="" ShapeID="ole_rId60" DrawAspect="Content" ObjectID="_299726790" r:id="rId60"/>
+          <o:OLEObject Type="Embed" ProgID="" ShapeID="ole_rId60" DrawAspect="Content" ObjectID="_1890199754" r:id="rId60"/>
         </w:object>
       </w:r>
     </w:p>
@@ -45483,7 +45483,7 @@
           <v:shape id="ole_rId62" type="_x0000_tole_rId62" style="width:200.05pt;height:160.55pt" filled="f" o:ole="">
             <v:imagedata r:id="rId63" o:title=""/>
           </v:shape>
-          <o:OLEObject Type="Embed" ProgID="" ShapeID="ole_rId62" DrawAspect="Content" ObjectID="_146429680" r:id="rId62"/>
+          <o:OLEObject Type="Embed" ProgID="" ShapeID="ole_rId62" DrawAspect="Content" ObjectID="_869018114" r:id="rId62"/>
         </w:object>
       </w:r>
     </w:p>
@@ -45537,7 +45537,7 @@
           <v:shape id="ole_rId64" type="_x0000_tole_rId64" style="width:200.05pt;height:160.55pt" filled="f" o:ole="">
             <v:imagedata r:id="rId65" o:title=""/>
           </v:shape>
-          <o:OLEObject Type="Embed" ProgID="" ShapeID="ole_rId64" DrawAspect="Content" ObjectID="_1424705420" r:id="rId64"/>
+          <o:OLEObject Type="Embed" ProgID="" ShapeID="ole_rId64" DrawAspect="Content" ObjectID="_1428245156" r:id="rId64"/>
         </w:object>
       </w:r>
     </w:p>
@@ -45671,7 +45671,7 @@
           <v:shape id="ole_rId66" type="_x0000_tole_rId66" style="width:200.05pt;height:160.55pt" filled="f" o:ole="">
             <v:imagedata r:id="rId67" o:title=""/>
           </v:shape>
-          <o:OLEObject Type="Embed" ProgID="" ShapeID="ole_rId66" DrawAspect="Content" ObjectID="_1343673812" r:id="rId66"/>
+          <o:OLEObject Type="Embed" ProgID="" ShapeID="ole_rId66" DrawAspect="Content" ObjectID="_1495172627" r:id="rId66"/>
         </w:object>
       </w:r>
     </w:p>
@@ -45725,7 +45725,7 @@
           <v:shape id="ole_rId68" type="_x0000_tole_rId68" style="width:200.05pt;height:160.55pt" filled="f" o:ole="">
             <v:imagedata r:id="rId69" o:title=""/>
           </v:shape>
-          <o:OLEObject Type="Embed" ProgID="" ShapeID="ole_rId68" DrawAspect="Content" ObjectID="_1346347856" r:id="rId68"/>
+          <o:OLEObject Type="Embed" ProgID="" ShapeID="ole_rId68" DrawAspect="Content" ObjectID="_158077384" r:id="rId68"/>
         </w:object>
       </w:r>
     </w:p>
@@ -45863,7 +45863,7 @@
           <v:shape id="ole_rId70" type="_x0000_tole_rId70" style="width:200.05pt;height:160.55pt" filled="f" o:ole="">
             <v:imagedata r:id="rId71" o:title=""/>
           </v:shape>
-          <o:OLEObject Type="Embed" ProgID="" ShapeID="ole_rId70" DrawAspect="Content" ObjectID="_1316744520" r:id="rId70"/>
+          <o:OLEObject Type="Embed" ProgID="" ShapeID="ole_rId70" DrawAspect="Content" ObjectID="_1771221856" r:id="rId70"/>
         </w:object>
       </w:r>
     </w:p>
@@ -45917,7 +45917,7 @@
           <v:shape id="ole_rId72" type="_x0000_tole_rId72" style="width:200.05pt;height:160.55pt" filled="f" o:ole="">
             <v:imagedata r:id="rId73" o:title=""/>
           </v:shape>
-          <o:OLEObject Type="Embed" ProgID="" ShapeID="ole_rId72" DrawAspect="Content" ObjectID="_830228886" r:id="rId72"/>
+          <o:OLEObject Type="Embed" ProgID="" ShapeID="ole_rId72" DrawAspect="Content" ObjectID="_579165107" r:id="rId72"/>
         </w:object>
       </w:r>
     </w:p>
@@ -46054,7 +46054,7 @@
           <v:shape id="ole_rId74" type="_x0000_tole_rId74" style="width:376pt;height:221.8pt" filled="f" o:ole="">
             <v:imagedata r:id="rId75" o:title=""/>
           </v:shape>
-          <o:OLEObject Type="Embed" ProgID="" ShapeID="ole_rId74" DrawAspect="Content" ObjectID="_934590500" r:id="rId74"/>
+          <o:OLEObject Type="Embed" ProgID="" ShapeID="ole_rId74" DrawAspect="Content" ObjectID="_1533787294" r:id="rId74"/>
         </w:object>
       </w:r>
     </w:p>
@@ -46216,7 +46216,7 @@
           <v:shape id="ole_rId76" type="_x0000_tole_rId76" style="width:376pt;height:221.8pt" filled="f" o:ole="">
             <v:imagedata r:id="rId77" o:title=""/>
           </v:shape>
-          <o:OLEObject Type="Embed" ProgID="" ShapeID="ole_rId76" DrawAspect="Content" ObjectID="_492213913" r:id="rId76"/>
+          <o:OLEObject Type="Embed" ProgID="" ShapeID="ole_rId76" DrawAspect="Content" ObjectID="_762305548" r:id="rId76"/>
         </w:object>
       </w:r>
     </w:p>
@@ -46366,7 +46366,7 @@
           <v:shape id="ole_rId78" type="_x0000_tole_rId78" style="width:376pt;height:221.8pt" filled="f" o:ole="">
             <v:imagedata r:id="rId79" o:title=""/>
           </v:shape>
-          <o:OLEObject Type="Embed" ProgID="" ShapeID="ole_rId78" DrawAspect="Content" ObjectID="_610653326" r:id="rId78"/>
+          <o:OLEObject Type="Embed" ProgID="" ShapeID="ole_rId78" DrawAspect="Content" ObjectID="_581062827" r:id="rId78"/>
         </w:object>
       </w:r>
     </w:p>
